--- a/RFI-Docs/Healthcare IT News 2-5-25--Is prediction the next frontier for artificial intelligence.docx
+++ b/RFI-Docs/Healthcare IT News 2-5-25--Is prediction the next frontier for artificial intelligence.docx
@@ -4,8 +4,123 @@
   <w:body>
     <w:p>
       <w:pPr>
+        <w:jc w:val="left"/>
+      </w:pPr>
+      <w:r>
+        <w:rPr>
+          <w:color w:val="646464"/>
+          <w:sz w:val="18"/>
+        </w:rPr>
+        <w:t>Document: Healthcare IT News 2-5-25--Is prediction the next frontier for artificial intelligence.docx</w:t>
+      </w:r>
+    </w:p>
+    <w:p>
+      <w:pPr>
+        <w:jc w:val="left"/>
+      </w:pPr>
+      <w:r>
+        <w:rPr>
+          <w:color w:val="646464"/>
+          <w:sz w:val="18"/>
+        </w:rPr>
+        <w:t>Title: Healthcare IT News 2-5-25--Is prediction the next frontier for artificial intelligence</w:t>
+      </w:r>
+    </w:p>
+    <w:p>
+      <w:pPr>
+        <w:jc w:val="left"/>
+      </w:pPr>
+      <w:r>
+        <w:rPr>
+          <w:color w:val="646464"/>
+          <w:sz w:val="18"/>
+        </w:rPr>
+        <w:t>Topic: Artificial Intelligence (AI) | Type: News Articles</w:t>
+      </w:r>
+    </w:p>
+    <w:p>
+      <w:pPr>
+        <w:jc w:val="left"/>
+      </w:pPr>
+      <w:r>
+        <w:rPr>
+          <w:color w:val="646464"/>
+          <w:sz w:val="18"/>
+        </w:rPr>
+        <w:t>Created: 2025-02-06 | By: Richman, Michael (VACO)</w:t>
+      </w:r>
+    </w:p>
+    <w:p>
+      <w:pPr>
+        <w:jc w:val="left"/>
+      </w:pPr>
+      <w:r>
+        <w:rPr>
+          <w:color w:val="646464"/>
+          <w:sz w:val="18"/>
+        </w:rPr>
+        <w:t>Modified: 2025-02-06 | By: Richman, Michael (VACO)</w:t>
+      </w:r>
+    </w:p>
+    <w:p>
+      <w:pPr>
+        <w:jc w:val="left"/>
+      </w:pPr>
+      <w:r>
+        <w:rPr>
+          <w:color w:val="C8C8C8"/>
+          <w:sz w:val="16"/>
+        </w:rPr>
+        <w:t>────────────────────────────────────────────────────────────────────────────────</w:t>
+      </w:r>
+    </w:p>
+    <w:p>
+      <w:pPr>
+        <w:jc w:val="left"/>
+      </w:pPr>
+      <w:r/>
+    </w:p>
+    <w:p>
+      <w:pPr>
+        <w:jc w:val="left"/>
+      </w:pPr>
+      <w:r>
+        <w:rPr>
+          <w:color w:val="646464"/>
+          <w:sz w:val="18"/>
+        </w:rPr>
+        <w:t>Topic: Artificial Intelligence (AI) | Type: News Articles</w:t>
+      </w:r>
+    </w:p>
+    <w:p>
+      <w:pPr>
+        <w:jc w:val="left"/>
+      </w:pPr>
+      <w:r>
+        <w:rPr>
+          <w:color w:val="646464"/>
+          <w:sz w:val="18"/>
+        </w:rPr>
+        <w:t>Created: 2025-02-06 | By: Richman, Michael (VACO)</w:t>
+      </w:r>
+    </w:p>
+    <w:p>
+      <w:pPr>
+        <w:jc w:val="left"/>
+      </w:pPr>
+      <w:r>
+        <w:rPr>
+          <w:color w:val="646464"/>
+          <w:sz w:val="18"/>
+        </w:rPr>
+        <w:t>Modified: 2025-02-06 | By: Richman, Michael (VACO)</w:t>
+      </w:r>
+    </w:p>
+    <w:p>
+      <w:pPr>
         <w:shd w:val="clear" w:color="auto" w:fill="FFFFFF"/>
         <w:spacing w:before="150" w:after="300" w:line="240" w:lineRule="auto"/>
+        <w:jc w:val="left"/>
         <w:outlineLvl w:val="1"/>
         <w:rPr>
           <w:rFonts w:ascii="Helvetica" w:eastAsia="Times New Roman" w:hAnsi="Helvetica" w:cs="Helvetica"/>
@@ -20,16 +135,10 @@
       </w:pPr>
       <w:r>
         <w:rPr>
-          <w:rFonts w:ascii="Helvetica" w:eastAsia="Times New Roman" w:hAnsi="Helvetica" w:cs="Helvetica"/>
-          <w:b/>
-          <w:bCs/>
-          <w:color w:val="212121"/>
-          <w:kern w:val="0"/>
-          <w:sz w:val="60"/>
-          <w:szCs w:val="60"/>
-          <w14:ligatures w14:val="none"/>
-        </w:rPr>
-        <w:t>Is prediction the next frontier for artificial intelligence?</w:t>
+          <w:color w:val="C8C8C8"/>
+          <w:sz w:val="16"/>
+        </w:rPr>
+        <w:t>────────────────────────────────────────────────────────────────────────────────</w:t>
       </w:r>
     </w:p>
     <w:p>
@@ -45,17 +154,7 @@
           <w14:ligatures w14:val="none"/>
         </w:rPr>
       </w:pPr>
-      <w:r>
-        <w:rPr>
-          <w:rFonts w:ascii="Helvetica" w:eastAsia="Times New Roman" w:hAnsi="Helvetica" w:cs="Helvetica"/>
-          <w:color w:val="737373"/>
-          <w:kern w:val="0"/>
-          <w:sz w:val="33"/>
-          <w:szCs w:val="33"/>
-          <w14:ligatures w14:val="none"/>
-        </w:rPr>
-        <w:t>A physician AI expert and co-principal investigator of the landmark Apple Heart Study says the next wave of AI in healthcare will shift from diagnosing existing conditions to forecasting future health risks, paving the way for proactive care.</w:t>
-      </w:r>
+      <w:r/>
     </w:p>
     <w:p>
       <w:pPr>
